--- a/projects/krave-bot/assets/retainer-template.docx
+++ b/projects/krave-bot/assets/retainer-template.docx
@@ -304,6 +304,14 @@
     </w:p>
     <w:p>
       <w:pPr>
+        <w:spacing w:after="0"/>
+      </w:pPr>
+      <w:r>
+        <w:t xml:space="preserve">{#deliverables}</w:t>
+      </w:r>
+    </w:p>
+    <w:p>
+      <w:pPr>
         <w:pStyle w:val="ListParagraph"/>
         <w:numPr>
           <w:ilvl w:val="0"/>
@@ -312,7 +320,23 @@
         <w:spacing w:after="40"/>
       </w:pPr>
       <w:r>
-        <w:t xml:space="preserve">{#deliverables}{item}{/deliverables}</w:t>
+        <w:t xml:space="preserve">{item}</w:t>
+      </w:r>
+    </w:p>
+    <w:p>
+      <w:pPr>
+        <w:spacing w:after="0"/>
+      </w:pPr>
+      <w:r>
+        <w:t xml:space="preserve">{/deliverables}</w:t>
+      </w:r>
+    </w:p>
+    <w:p>
+      <w:pPr>
+        <w:spacing w:after="0"/>
+      </w:pPr>
+      <w:r>
+        <w:t xml:space="preserve">{#hasPerformanceTiers}</w:t>
       </w:r>
     </w:p>
     <w:p>
@@ -321,6 +345,14 @@
       </w:pPr>
       <w:r>
         <w:t xml:space="preserve">Performance Incentives apply as follows:</w:t>
+      </w:r>
+    </w:p>
+    <w:p>
+      <w:pPr>
+        <w:spacing w:after="0"/>
+      </w:pPr>
+      <w:r>
+        <w:t xml:space="preserve">{#performanceTiers}</w:t>
       </w:r>
     </w:p>
     <w:p>
@@ -333,7 +365,31 @@
         <w:spacing w:after="40"/>
       </w:pPr>
       <w:r>
-        <w:t xml:space="preserve">{#performanceTiers}{metric} — Target {target} — {fee}{/performanceTiers}</w:t>
+        <w:t xml:space="preserve">{metric} — {target} — {fee}</w:t>
+      </w:r>
+    </w:p>
+    <w:p>
+      <w:pPr>
+        <w:spacing w:after="0"/>
+      </w:pPr>
+      <w:r>
+        <w:t xml:space="preserve">{/performanceTiers}</w:t>
+      </w:r>
+    </w:p>
+    <w:p>
+      <w:pPr>
+        <w:spacing w:after="120"/>
+      </w:pPr>
+      <w:r>
+        <w:t xml:space="preserve">Performance-based fees are calculated on a flat-rate basis (the rate of the tier in which the applicable month’s total falls applies to the full amount) and shall be payable only to the extent that such fees exceed the monthly base fee in the applicable month.</w:t>
+      </w:r>
+    </w:p>
+    <w:p>
+      <w:pPr>
+        <w:spacing w:after="0"/>
+      </w:pPr>
+      <w:r>
+        <w:t xml:space="preserve">{/hasPerformanceTiers}</w:t>
       </w:r>
     </w:p>
     <w:p>
@@ -817,7 +873,7 @@
         <w:t xml:space="preserve">5.1 Termination for Convenience: </w:t>
       </w:r>
       <w:r>
-        <w:t xml:space="preserve">Either party may terminate this Agreement at any time, for any reason, with thirty (30) days’ written notice.</w:t>
+        <w:t xml:space="preserve">Either party may terminate this Agreement at any time, for any reason, with {terminationNotice} written notice.</w:t>
       </w:r>
     </w:p>
     <w:p>
